--- a/arb/docx/38.content.docx
+++ b/arb/docx/38.content.docx
@@ -178,13 +178,6 @@
         <w:rPr>
           <w:lang w:val="ar_AE" w:bidi="ar_AE"/>
         </w:rPr>
-      </w:r>
-      <w:r>
-        <w:rPr>
-          <w:i/>
-          <w:lang w:val="ar_AE" w:bidi="ar_AE"/>
-        </w:rPr>
-        <w:t>زكريّا 1: 1, زكريّا 1: 1–6, زكريّا 1: 3, زكريّا 1: 4, زكريّا 1: 6, زكريّا 1: 7–17, زكريّا 1: 7–6: 15, زكريّا 1: 8, زكريّا 1: 10, زكريّا 1: 11, زكريّا 1: 14, زكريّا 1: 17, زكريّا 1: 18–19, زكريّا 1: 18–21, زكريّا 1: 20, زكريّا 1: 21, زكريّا 2: 1–5, زكريّا 2: 2, زكريّا 2: 5, زكريّا 2: 6, زكريّا 2: 6–13, زكريّا 2: 8, زكريّا 2: 9, زكريّا 2: 12, زكريّا 2: 13, زكريّا 3: 1, زكريّا 3: 1–10, زكريّا 3: 2–3, زكريّا 3: 4, زكريّا 3: 5, زكريّا 3: 6–7, زكريّا 3: 8, زكريّا 3: 9, زكريّا 3: 10, زكريّا 4: 1, زكريّا 4: 1–14, زكريّا 3: 2–3, زكريّا 4: 6, زكريّا 4: 7, زكريّا 4: 10, زكريّا 4: 14, زكريّا 5: 1, زكريّا 5: 1–4, زكريّا 5: 3, زكريّا 5: 4, زكريّا 5: 5–11, زكريّا 5: 6, زكريّا 5: 7, زكريّا 5: 7–8, زكريّا 5: 8, زكريّا 5: 9, زكريّا 5: 11, زكريّا 6: 1, زكريّا 6: 1–8, زكريّا 6: 2–3, زكريّا 6: 5, زكريّا 6: 7, زكريّا 6: 8, زكريّا 6: 9–15, زكريّا 6: 10, زكريّا 6: 11, زكريّا 6: 12–13, زكريّا 6: 14, زكريّا 6: 15, زكريّا 7: 1, زكريّا 7: 1–14, زكريّا 7: 1–8: 23, زكريّا 7: 2, زكريّا 7: 3, زكريّا 7: 4–7, زكريّا 7: 5, زكريّا 7: 7, زكريّا 7: 10, زكريّا 7: 11, زكريّا 7: 12, زكريّا 7: 14, زكريّا 8: 1–23, زكريّا 8: 2, زكريّا 8: 3, زكريّا 8: 4–5, زكريّا 8: 6, زكريّا 8: 7, زكريّا 8: 8, زكريّا 8: 9, زكريّا 8: 9–13, زكريّا 8: 10, زكريّا 8: 12, زكريّا 8: 14–15, زكريّا 8: 16, زكريّا 8: 17, زكريّا 8: 19, زكريّا 8: 23, زكريّا 9: 1, زكريّا 9: 1–8, زكريّا 9: 1–11: 17, زكريّا 9: 1–14: 21, زكريّا 9: 2, زكريّا 9: 3–4, زكريّا 9: 5–6, زكريّا 9: 6, زكريّا 9: 7, زكريّا 9: 9, زكريّا 9: 9–17, زكريّا 9: 10, زكريّا 9: 11, زكريّا 9: 12, زكريّا 9: 13, زكريّا 9: 14, زكريّا 9: 15, زكريّا 9: 16, زكريّا 9: 17, زكريّا 10: 1, زكريّا 10: 1–3, زكريّا 10: 1–11: 3, زكريّا 10: 2, زكريّا 10: 3, زكريّا 10: 4, زكريّا 10: 4–12, زكريّا 10: 6, زكريّا 10: 8, زكريّا 10: 10, زكريّا 10: 11, زكريّا 10: 12, زكريّا 11: 1, زكريّا 11: 1–3, زكريّا 11: 2, زكريّا 11: 3, زكريّا 11: 4, زكريّا 11: 4–17, زكريّا 11: 5, زكريّا 11: 7, زكريّا 11: 8, زكريّا 11: 9, زكريّا 11: 10, زكريّا 11: 12, زكريّا 11: 13, زكريّا 11: 15, زكريّا 11: 16, زكريّا 11: 17, زكريّا 12: 1–14: 21, زكريّا 12: 2, زكريّا 12: 3, زكريّا 12: 4, زكريّا 12: 5, زكريّا 12: 6, زكريّا 12: 8, زكريّا 12: 10, زكريّا 12: 11, زكريّا 12: 12–14, زكريّا 13: 1, زكريّا 13: 1–6, زكريّا 13: 2, زكريّا 13: 3, زكريّا 13: 4, زكريّا 13: 4–6, زكريّا 13: 5, زكريّا 13: 6, زكريّا 13: 7, زكريّا 13: 7–9, زكريّا 13: 8, زكريّا 13: 9, زكريّا 14: 1, زكريّا 14: 1–21, زكريّا 14: 2, زكريّا 14: 3, زكريّا 14: 4, زكريّا 14: 5, زكريّا 14: 7, زكريّا 14: 8, زكريّا 14: 9, زكريّا 14: 10, زكريّا 14: 12, زكريّا 14: 13, زكريّا 14: 14, زكريّا 14: 16, زكريّا 14: 17, زكريّا 14: 20, زكريّا 14: 21</w:t>
       </w:r>
       <w:r>
         <w:rPr>

--- a/arb/docx/38.content.docx
+++ b/arb/docx/38.content.docx
@@ -163,21 +163,6 @@
           <w:lang w:val="ar_AE" w:bidi="ar_AE"/>
         </w:rPr>
         <w:t>ZEC</w:t>
-      </w:r>
-      <w:r>
-        <w:rPr>
-          <w:lang w:val="ar_AE" w:bidi="ar_AE"/>
-        </w:rPr>
-      </w:r>
-    </w:p>
-    <w:p>
-      <w:pPr>
-        <w:bidi/>
-      </w:pPr>
-      <w:r>
-        <w:rPr>
-          <w:lang w:val="ar_AE" w:bidi="ar_AE"/>
-        </w:rPr>
       </w:r>
       <w:r>
         <w:rPr>

--- a/arb/docx/38.content.docx
+++ b/arb/docx/38.content.docx
@@ -22,7 +22,7 @@
         <w:rPr>
           <w:lang w:val="ar_AE" w:bidi="ar_AE"/>
         </w:rPr>
-        <w:t>Resource: ملاحظات الدراسة (تينديل)</w:t>
+        <w:t>Resource: Tyndale Open Study Notes</w:t>
       </w:r>
       <w:r>
         <w:rPr>
@@ -122,7 +122,7 @@
         <w:rPr>
           <w:lang w:val="ar_AE" w:bidi="ar_AE"/>
         </w:rPr>
-        <w:t>ملاحظات الدراسة (تينديل)</w:t>
+        <w:t>Tyndale Open Study Notes</w:t>
       </w:r>
     </w:p>
     <w:p>

--- a/arb/docx/38.content.docx
+++ b/arb/docx/38.content.docx
@@ -22,7 +22,7 @@
         <w:rPr>
           <w:lang w:val="ar_AE" w:bidi="ar_AE"/>
         </w:rPr>
-        <w:t>Resource: Tyndale Open Study Notes</w:t>
+        <w:t>Resource: Aquifer Open Study Notes</w:t>
       </w:r>
       <w:r>
         <w:rPr>
@@ -122,7 +122,7 @@
         <w:rPr>
           <w:lang w:val="ar_AE" w:bidi="ar_AE"/>
         </w:rPr>
-        <w:t>Tyndale Open Study Notes</w:t>
+        <w:t>Aquifer Open Study Notes</w:t>
       </w:r>
     </w:p>
     <w:p>
